--- a/GXX_Progress Report.docx
+++ b/GXX_Progress Report.docx
@@ -27,7 +27,7 @@
           <w:i w:val="0"/>
           <w:sz w:val="26"/>
         </w:rPr>
-        <w:t>Proposal &amp; Progress Report — Group GXX</w:t>
+        <w:t>Proposal &amp; Progress Report - Group GXX</w:t>
       </w:r>
     </w:p>
     <w:p>
@@ -41,7 +41,7 @@
           <w:i/>
           <w:sz w:val="22"/>
         </w:rPr>
-        <w:t>Project: GigTrack — a live-music discovery &amp; ticketing companion</w:t>
+        <w:t>Project: GigTrack - a live-music discovery &amp; ticketing companion</w:t>
       </w:r>
     </w:p>
     <w:p>
@@ -87,7 +87,7 @@
           <w:b w:val="0"/>
           <w:i w:val="0"/>
         </w:rPr>
-        <w:t>The domain is a natural fit for the module because its data is genuinely heterogeneous. Ticket inventory and money demand ACID transactions and strict integrity, which suits a relational store. Setlists and reviews are variable-shaped (optional encores, differing tags, zero-to-many photos) and would be painful to normalise, which suits a document store. Hot listing pages and session tokens benefit from an in-memory cache, and image bytes belong in object storage rather than a database. GigTrack therefore uses MySQL (relational core), MongoDB (documents), Redis (cache/sessions), and MinIO (S3-compatible object storage), each for what it does best — and lets us contrast SQL and NoSQL modelling and querying on one dataset, directly addressing the project brief.</w:t>
+        <w:t>The domain is a natural fit for the module because its data is genuinely heterogeneous. Ticket inventory and money demand ACID transactions and strict integrity, which suits a relational store. Setlists and reviews are variable-shaped (optional encores, differing tags, zero-to-many photos) and would be painful to normalise, which suits a document store. Hot listing pages and session tokens benefit from an in-memory cache, and image bytes belong in object storage rather than a database. GigTrack therefore uses MySQL (relational core), MongoDB (documents), Redis (cache/sessions), and MinIO (S3-compatible object storage), each for what it does best - and lets us contrast SQL and NoSQL modelling and querying on one dataset, directly addressing the project brief.</w:t>
       </w:r>
     </w:p>
     <w:p>
@@ -119,7 +119,7 @@
           <w:b w:val="0"/>
           <w:i w:val="0"/>
         </w:rPr>
-        <w:t>Before the final submission we plan to enrich this with a real public dataset — candidate sources are Kaggle concert/setlist datasets and data.gov.sg event listings — imported through the same generator pipeline so constraints remain enforced. Synthetic-first was a deliberate pacing choice: it let us finish schema design, triggers, and the application early instead of fighting data cleaning in week one.</w:t>
+        <w:t>Before the final submission we plan to enrich this with a real public dataset - candidate sources are Kaggle concert/setlist datasets and data.gov.sg event listings - imported through the same generator pipeline so constraints remain enforced. Synthetic-first was a deliberate pacing choice: it let us finish schema design, triggers, and the application early instead of fighting data cleaning in week one.</w:t>
       </w:r>
     </w:p>
     <w:p>
@@ -365,7 +365,7 @@
               <w:rPr>
                 <w:sz w:val="19"/>
               </w:rPr>
-              <w:t>M:N junction — lineup slots with order and role; cascade on concert delete</w:t>
+              <w:t>M:N junction - lineup slots with order and role; cascade on concert delete</w:t>
             </w:r>
           </w:p>
         </w:tc>
@@ -467,7 +467,7 @@
               <w:rPr>
                 <w:sz w:val="19"/>
               </w:rPr>
-              <w:t>M:N junction — composite PK (user_id, artist_id), cascade deletes</w:t>
+              <w:t>M:N junction - composite PK (user_id, artist_id), cascade deletes</w:t>
             </w:r>
           </w:p>
         </w:tc>
@@ -513,7 +513,7 @@
           <w:b w:val="0"/>
           <w:i w:val="0"/>
         </w:rPr>
-        <w:t>MongoDB holds three collections whose shape varies per document — the canonical case for the document model. setlists embed an ordered song array (each with duration, optional cover-of, encore flag) whose length differs per concert; reviews carry a rating, free-form tags, photo pointers, and a liked_by user-ID set that makes likes idempotent; artist_bios embed nested tour history and social handles. Normalising these into MySQL would require five-plus sparse tables and many joins for what the app always reads as one unit. The design is deliberately derived from the SQL design at the boundary: documents store integer user_id / concert_id values as logical foreign keys, which the app resolves with one batched SQL query — we will reflect on this coupling (vs. an independent design) in the final report. Indexes include a compound (concert_id, posted_at) index, a unique artist_id index, and a text index powering full-text review search; aggregation pipelines use $group, $unwind, $facet (multi-analytics in one pass) and $lookup (document-side join of reviews to setlists).</w:t>
+        <w:t>MongoDB holds three collections whose shape varies per document - the canonical case for the document model. setlists embed an ordered song array (each with duration, optional cover-of, encore flag) whose length differs per concert; reviews carry a rating, free-form tags, photo pointers, and a liked_by user-ID set that makes likes idempotent; artist_bios embed nested tour history and social handles. Normalising these into MySQL would require five-plus sparse tables and many joins for what the app always reads as one unit. The design is deliberately derived from the SQL design at the boundary: documents store integer user_id / concert_id values as logical foreign keys, which the app resolves with one batched SQL query - we will reflect on this coupling (vs. an independent design) in the final report. Indexes include a compound (concert_id, posted_at) index, a unique artist_id index, and a text index powering full-text review search; aggregation pipelines use $group, $unwind, $facet (multi-analytics in one pass) and $lookup (document-side join of reviews to setlists).</w:t>
       </w:r>
     </w:p>
     <w:p>
@@ -533,7 +533,7 @@
           <w:b w:val="0"/>
           <w:i w:val="0"/>
         </w:rPr>
-        <w:t>Redis serves four roles: a TTL cache for browse/listing payloads (5 min) and distinct city/genre lists (1 h), session-token storage (30-min expiry), and live concert view counters that are atomically drained (GETDEL) into MySQL before any trending read — a write-behind pattern that keeps hot pages cheap without losing durability. MinIO stores image blobs (artist photos, review photos) following a pointer-vs-blob pattern: databases keep only URLs, bytes live in an S3-compatible bucket, so the backend could move to AWS S3 unchanged. Security is handled at the application tier: parameterised SQL everywhere, bcrypt password hashing, CSRF synchroniser tokens on every state-changing form, hardened session cookies, and validated, size-capped, downscaled image uploads.</w:t>
+        <w:t>Redis serves four roles: a TTL cache for browse/listing payloads (5 min) and distinct city/genre lists (1 h), session-token storage (30-min expiry), and live concert view counters that are atomically drained (GETDEL) into MySQL before any trending read - a write-behind pattern that keeps hot pages cheap without losing durability. MinIO stores image blobs (artist photos, review photos) following a pointer-vs-blob pattern: databases keep only URLs, bytes live in an S3-compatible bucket, so the backend could move to AWS S3 unchanged. Security is handled at the application tier: parameterised SQL everywhere, bcrypt password hashing, CSRF synchroniser tokens on every state-changing form, hardened session cookies, and validated, size-capped, downscaled image uploads.</w:t>
       </w:r>
     </w:p>
     <w:p>
@@ -556,96 +556,262 @@
         <w:t>The project is intentionally front-loaded: the full stack already runs end-to-end with one docker compose up. Completed so far:</w:t>
       </w:r>
     </w:p>
-    <w:p>
-      <w:pPr>
-        <w:pStyle w:val="ListBullet"/>
-        <w:spacing w:after="40"/>
-      </w:pPr>
-      <w:r>
-        <w:rPr>
-          <w:b/>
-        </w:rPr>
-        <w:t xml:space="preserve">Schema &amp; data layer — </w:t>
-      </w:r>
-      <w:r>
-        <w:t>8-table MySQL schema with FKs, CHECKs, indexes, 4 triggers; deterministic seed generator; 3 seeded MongoDB collections with indexes.</w:t>
-      </w:r>
-    </w:p>
-    <w:p>
-      <w:pPr>
-        <w:pStyle w:val="ListBullet"/>
-        <w:spacing w:after="40"/>
-      </w:pPr>
-      <w:r>
-        <w:rPr>
-          <w:b/>
-        </w:rPr>
-        <w:t xml:space="preserve">Query suite — </w:t>
-      </w:r>
-      <w:r>
-        <w:t>SQL CRUD, joins, aggregation, nested/correlated subqueries, window functions, CTE, transaction, view, EXPLAIN; MongoDB CRUD plus $facet/$lookup pipelines.</w:t>
-      </w:r>
-    </w:p>
-    <w:p>
-      <w:pPr>
-        <w:pStyle w:val="ListBullet"/>
-        <w:spacing w:after="40"/>
-      </w:pPr>
-      <w:r>
-        <w:rPr>
-          <w:b/>
-        </w:rPr>
-        <w:t xml:space="preserve">Application — </w:t>
-      </w:r>
-      <w:r>
-        <w:t>Flask web app (~30 routes): browse/filter with Redis caching, booking with quota + trigger-backed inventory, photo reviews, likes, follows, profile, and a full admin dashboard (concerts, tiers, bookings, users).</w:t>
-      </w:r>
-    </w:p>
-    <w:p>
-      <w:pPr>
-        <w:pStyle w:val="ListBullet"/>
-        <w:spacing w:after="40"/>
-      </w:pPr>
-      <w:r>
-        <w:rPr>
-          <w:b/>
-        </w:rPr>
-        <w:t xml:space="preserve">Infrastructure &amp; security — </w:t>
-      </w:r>
-      <w:r>
-        <w:t>5-service docker-compose with healthchecks; MinIO object storage; parameterised SQL, bcrypt, CSRF, hardened cookies.</w:t>
-      </w:r>
-    </w:p>
-    <w:p>
-      <w:pPr>
-        <w:pStyle w:val="ListBullet"/>
-        <w:spacing w:after="40"/>
-      </w:pPr>
-      <w:r>
-        <w:rPr>
-          <w:b/>
-        </w:rPr>
-        <w:t xml:space="preserve">Performance baseline — </w:t>
-      </w:r>
-      <w:r>
-        <w:t>Six-group benchmark: cached-vs-uncached reads, per-store point-lookup access time, server-side compute (window fns, $facet/$lookup), write latency incl. measured trigger overhead, commit batching, and multi-threaded throughput — with CSV + chart output.</w:t>
-      </w:r>
-    </w:p>
-    <w:p>
-      <w:pPr>
-        <w:pStyle w:val="ListBullet"/>
-        <w:spacing w:after="40"/>
-      </w:pPr>
-      <w:r>
-        <w:rPr>
-          <w:b/>
-        </w:rPr>
-        <w:t xml:space="preserve">Quality assurance — </w:t>
-      </w:r>
-      <w:r>
-        <w:t>A pytest suite (11 unit + 14 integration tests) verifying triggers (book/oversell/cancel/refund), the race-safe booking quota, VIP-pricing rule, CSRF, like-idempotency, and the app-level cascade that removes MongoDB documents and object-storage blobs when their MySQL parent is deleted. Flow diagrams of every key data path support the report and video.</w:t>
-      </w:r>
-    </w:p>
+    <w:tbl>
+      <w:tblPr>
+        <w:tblStyle w:val="TableGrid"/>
+        <w:tblW w:type="auto" w:w="0"/>
+        <w:tblLayout w:type="fixed"/>
+        <w:tblLook w:firstColumn="1" w:firstRow="1" w:lastColumn="0" w:lastRow="0" w:noHBand="0" w:noVBand="1" w:val="04A0"/>
+      </w:tblPr>
+      <w:tblGrid>
+        <w:gridCol w:w="4824"/>
+        <w:gridCol w:w="4824"/>
+      </w:tblGrid>
+      <w:tr>
+        <w:tc>
+          <w:tcPr>
+            <w:tcW w:type="dxa" w:w="2448"/>
+            <w:shd w:val="clear" w:fill="142A4F"/>
+          </w:tcPr>
+          <w:p>
+            <w:r>
+              <w:rPr>
+                <w:b/>
+                <w:color w:val="FFFFFF"/>
+                <w:sz w:val="19"/>
+              </w:rPr>
+              <w:t>Area</w:t>
+            </w:r>
+          </w:p>
+        </w:tc>
+        <w:tc>
+          <w:tcPr>
+            <w:tcW w:type="dxa" w:w="6912"/>
+            <w:shd w:val="clear" w:fill="142A4F"/>
+          </w:tcPr>
+          <w:p>
+            <w:r>
+              <w:rPr>
+                <w:b/>
+                <w:color w:val="FFFFFF"/>
+                <w:sz w:val="19"/>
+              </w:rPr>
+              <w:t>Completed</w:t>
+            </w:r>
+          </w:p>
+        </w:tc>
+      </w:tr>
+      <w:tr>
+        <w:tc>
+          <w:tcPr>
+            <w:tcW w:type="dxa" w:w="2448"/>
+          </w:tcPr>
+          <w:p>
+            <w:pPr>
+              <w:spacing w:after="20" w:before="20"/>
+            </w:pPr>
+            <w:r>
+              <w:rPr>
+                <w:b/>
+                <w:sz w:val="19"/>
+              </w:rPr>
+              <w:t>Database &amp; schema</w:t>
+            </w:r>
+          </w:p>
+        </w:tc>
+        <w:tc>
+          <w:tcPr>
+            <w:tcW w:type="dxa" w:w="6912"/>
+          </w:tcPr>
+          <w:p>
+            <w:pPr>
+              <w:spacing w:after="20" w:before="20"/>
+            </w:pPr>
+            <w:r>
+              <w:rPr>
+                <w:sz w:val="19"/>
+              </w:rPr>
+              <w:t>✓ ER model (8 relational tables + 3 MongoDB collections)   ✓ MySQL schema with PKs/FKs, CHECK constraints, indexes   ✓ 4 triggers (seat decrement, seat restore on cancel/refund, VIP-pricing rule)   ✓ MongoDB indexes incl. full-text</w:t>
+            </w:r>
+          </w:p>
+        </w:tc>
+      </w:tr>
+      <w:tr>
+        <w:tc>
+          <w:tcPr>
+            <w:tcW w:type="dxa" w:w="2448"/>
+          </w:tcPr>
+          <w:p>
+            <w:pPr>
+              <w:spacing w:after="20" w:before="20"/>
+            </w:pPr>
+            <w:r>
+              <w:rPr>
+                <w:b/>
+                <w:sz w:val="19"/>
+              </w:rPr>
+              <w:t>Data &amp; seeding</w:t>
+            </w:r>
+          </w:p>
+        </w:tc>
+        <w:tc>
+          <w:tcPr>
+            <w:tcW w:type="dxa" w:w="6912"/>
+          </w:tcPr>
+          <w:p>
+            <w:pPr>
+              <w:spacing w:after="20" w:before="20"/>
+            </w:pPr>
+            <w:r>
+              <w:rPr>
+                <w:sz w:val="19"/>
+              </w:rPr>
+              <w:t>✓ Deterministic seed generator (generate_seed.py)   ✓ MySQL seeded: 21 users, 30 artists, 15 venues, 50 concerts, 116 ticket tiers, ~176 bookings, 220 follows   ✓ MongoDB collections seeded (idempotent)   ✓ artist photos stored in object storage</w:t>
+            </w:r>
+          </w:p>
+        </w:tc>
+      </w:tr>
+      <w:tr>
+        <w:tc>
+          <w:tcPr>
+            <w:tcW w:type="dxa" w:w="2448"/>
+          </w:tcPr>
+          <w:p>
+            <w:pPr>
+              <w:spacing w:after="20" w:before="20"/>
+            </w:pPr>
+            <w:r>
+              <w:rPr>
+                <w:b/>
+                <w:sz w:val="19"/>
+              </w:rPr>
+              <w:t>Queries</w:t>
+            </w:r>
+          </w:p>
+        </w:tc>
+        <w:tc>
+          <w:tcPr>
+            <w:tcW w:type="dxa" w:w="6912"/>
+          </w:tcPr>
+          <w:p>
+            <w:pPr>
+              <w:spacing w:after="20" w:before="20"/>
+            </w:pPr>
+            <w:r>
+              <w:rPr>
+                <w:sz w:val="19"/>
+              </w:rPr>
+              <w:t>✓ SQL CRUD, joins, aggregation, nested/correlated subqueries   ✓ window functions, a CTE, an explicit transaction, a reusable view, EXPLAIN   ✓ MongoDB $facet / $lookup pipelines + full-text search</w:t>
+            </w:r>
+          </w:p>
+        </w:tc>
+      </w:tr>
+      <w:tr>
+        <w:tc>
+          <w:tcPr>
+            <w:tcW w:type="dxa" w:w="2448"/>
+          </w:tcPr>
+          <w:p>
+            <w:pPr>
+              <w:spacing w:after="20" w:before="20"/>
+            </w:pPr>
+            <w:r>
+              <w:rPr>
+                <w:b/>
+                <w:sz w:val="19"/>
+              </w:rPr>
+              <w:t>Application &amp; UI</w:t>
+            </w:r>
+          </w:p>
+        </w:tc>
+        <w:tc>
+          <w:tcPr>
+            <w:tcW w:type="dxa" w:w="6912"/>
+          </w:tcPr>
+          <w:p>
+            <w:pPr>
+              <w:spacing w:after="20" w:before="20"/>
+            </w:pPr>
+            <w:r>
+              <w:rPr>
+                <w:sz w:val="19"/>
+              </w:rPr>
+              <w:t>✓ ~30 Flask routes   ✓ auth: bcrypt + Redis sessions + CSRF   ✓ browse/filter with Redis caching   ✓ booking with 6-ticket quota in one locking transaction   ✓ photo reviews, likes, follows, profile   ✓ admin dashboard (concerts, tiers, bookings, users)   ✓ all UI templates + dark-blue theme</w:t>
+            </w:r>
+          </w:p>
+        </w:tc>
+      </w:tr>
+      <w:tr>
+        <w:tc>
+          <w:tcPr>
+            <w:tcW w:type="dxa" w:w="2448"/>
+          </w:tcPr>
+          <w:p>
+            <w:pPr>
+              <w:spacing w:after="20" w:before="20"/>
+            </w:pPr>
+            <w:r>
+              <w:rPr>
+                <w:b/>
+                <w:sz w:val="19"/>
+              </w:rPr>
+              <w:t>Cache, storage &amp; security</w:t>
+            </w:r>
+          </w:p>
+        </w:tc>
+        <w:tc>
+          <w:tcPr>
+            <w:tcW w:type="dxa" w:w="6912"/>
+          </w:tcPr>
+          <w:p>
+            <w:pPr>
+              <w:spacing w:after="20" w:before="20"/>
+            </w:pPr>
+            <w:r>
+              <w:rPr>
+                <w:sz w:val="19"/>
+              </w:rPr>
+              <w:t>✓ Redis cache, sessions and live view counters (write-behind to MySQL)   ✓ MinIO object storage (pointer-vs-blob)   ✓ parameterised SQL, bcrypt, CSRF, hardened cookies, validated uploads</w:t>
+            </w:r>
+          </w:p>
+        </w:tc>
+      </w:tr>
+      <w:tr>
+        <w:tc>
+          <w:tcPr>
+            <w:tcW w:type="dxa" w:w="2448"/>
+          </w:tcPr>
+          <w:p>
+            <w:pPr>
+              <w:spacing w:after="20" w:before="20"/>
+            </w:pPr>
+            <w:r>
+              <w:rPr>
+                <w:b/>
+                <w:sz w:val="19"/>
+              </w:rPr>
+              <w:t>Infrastructure, tests &amp; performance</w:t>
+            </w:r>
+          </w:p>
+        </w:tc>
+        <w:tc>
+          <w:tcPr>
+            <w:tcW w:type="dxa" w:w="6912"/>
+          </w:tcPr>
+          <w:p>
+            <w:pPr>
+              <w:spacing w:after="20" w:before="20"/>
+            </w:pPr>
+            <w:r>
+              <w:rPr>
+                <w:sz w:val="19"/>
+              </w:rPr>
+              <w:t>✓ 5-service Docker Compose with healthchecks   ✓ pytest suite: 11 unit + 14 integration tests   ✓ six-group performance benchmark (CSV + chart)   ✓ docs: ER, schema, diagrams, demo guide</w:t>
+            </w:r>
+          </w:p>
+        </w:tc>
+      </w:tr>
+    </w:tbl>
     <w:p>
       <w:pPr>
         <w:spacing w:after="80"/>
@@ -1097,7 +1263,7 @@
           <w:b w:val="0"/>
           <w:i w:val="0"/>
         </w:rPr>
-        <w:t>Risks and mitigations: (1) real-dataset usability — mitigated by keeping the synthetic generator as a guaranteed fallback that already satisfies all constraints; (2) video over-running 10 minutes — mitigated by a written per-presenter script and a timed dry run; (3) environment drift across members — mitigated by Docker Compose, which pins every datastore version and seeds automatically.</w:t>
+        <w:t>Risks and mitigations: (1) real-dataset usability - mitigated by keeping the synthetic generator as a guaranteed fallback that already satisfies all constraints; (2) video over-running 10 minutes - mitigated by a written per-presenter script and a timed dry run; (3) environment drift across members - mitigated by Docker Compose, which pins every datastore version and seeds automatically.</w:t>
       </w:r>
     </w:p>
     <w:p>
